--- a/lessions/0009.docx
+++ b/lessions/0009.docx
@@ -47,15 +47,27 @@
         <w:ind w:left="-900" w:hanging="270"/>
       </w:pPr>
       <w:r>
-        <w:t>1. TÍNH TỪ - ADLECTIVES</w:t>
-      </w:r>
-    </w:p>
-    <w:p>
-      <w:pPr>
-        <w:ind w:left="-900" w:hanging="270"/>
-      </w:pPr>
-      <w:r>
-        <w:t>Tính từ dùng để mô tả người, vật, nơi chôn hoặc sự việc</w:t>
+        <w:t>1. TÍNH TỪ - AD</w:t>
+      </w:r>
+      <w:r>
+        <w:t>J</w:t>
+      </w:r>
+      <w:r>
+        <w:t>ECTIVES</w:t>
+      </w:r>
+    </w:p>
+    <w:p>
+      <w:pPr>
+        <w:ind w:left="-900" w:hanging="270"/>
+      </w:pPr>
+      <w:r>
+        <w:t>Tính từ dùng để mô tả người, vật, nơi ch</w:t>
+      </w:r>
+      <w:r>
+        <w:t>ố</w:t>
+      </w:r>
+      <w:r>
+        <w:t>n hoặc sự việc</w:t>
       </w:r>
     </w:p>
     <w:p>
@@ -81,6 +93,9 @@
       <w:r>
         <w:t>Small -&gt; nhỏ</w:t>
       </w:r>
+      <w:r>
+        <w:t xml:space="preserve"> </w:t>
+      </w:r>
     </w:p>
     <w:p>
       <w:pPr>
@@ -159,7 +174,10 @@
         <w:ind w:left="-900" w:hanging="270"/>
       </w:pPr>
       <w:r>
-        <w:t>This is a big house -&gt; Đây là một ngôi nhà lướn</w:t>
+        <w:t>This is a big house -&gt; Đây là một ngôi nhà l</w:t>
+      </w:r>
+      <w:r>
+        <w:t>ớn</w:t>
       </w:r>
     </w:p>
     <w:p>
@@ -602,6 +620,9 @@
       </w:pPr>
       <w:r>
         <w:t>She is a kind person . -&gt; Cô ấy là một người tử</w:t>
+      </w:r>
+      <w:r>
+        <w:t xml:space="preserve"> tế</w:t>
       </w:r>
     </w:p>
     <w:p>

--- a/lessions/0009.docx
+++ b/lessions/0009.docx
@@ -7,6 +7,9 @@
         <w:ind w:left="-900" w:hanging="270"/>
       </w:pPr>
       <w:r>
+        <w:t xml:space="preserve"> </w:t>
+      </w:r>
+      <w:r>
         <w:t>NGÀY 9. TÍNH TỪ VÀ TRẠNG TỪ</w:t>
       </w:r>
     </w:p>
@@ -102,7 +105,10 @@
         <w:ind w:left="-900" w:hanging="270"/>
       </w:pPr>
       <w:r>
-        <w:t>Bautiful -&gt; đẹp</w:t>
+        <w:t>be</w:t>
+      </w:r>
+      <w:r>
+        <w:t>autiful -&gt; đẹp</w:t>
       </w:r>
     </w:p>
     <w:p>
@@ -769,7 +775,13 @@
         <w:ind w:left="-900" w:hanging="270"/>
       </w:pPr>
       <w:r>
-        <w:t>He rún quickly. -&gt; Anh ấy chạy nhanh.</w:t>
+        <w:t>He r</w:t>
+      </w:r>
+      <w:r>
+        <w:t>uns</w:t>
+      </w:r>
+      <w:r>
+        <w:t xml:space="preserve"> quickly. -&gt; Anh ấy chạy nhanh.</w:t>
       </w:r>
     </w:p>
     <w:sectPr>
